--- a/examples/chapter2/doc/chap2_lstm.docx
+++ b/examples/chapter2/doc/chap2_lstm.docx
@@ -1675,7 +1675,7 @@
         <w:rPr>
           <w:rStyle w:val="VerbatimChar"/>
         </w:rPr>
-        <w:t xml:space="preserve">##           mse       smape        R2</w:t>
+        <w:t xml:space="preserve">##          mse       smape        R2</w:t>
       </w:r>
       <w:r>
         <w:br/>
@@ -1684,7 +1684,7 @@
         <w:rPr>
           <w:rStyle w:val="VerbatimChar"/>
         </w:rPr>
-        <w:t xml:space="preserve">## 1 0.009094753 0.005582093 0.9134939</w:t>
+        <w:t xml:space="preserve">## 1 0.00941262 0.005718976 0.9104705</w:t>
       </w:r>
     </w:p>
     <w:p>
@@ -2045,7 +2045,7 @@
         <w:rPr>
           <w:rStyle w:val="VerbatimChar"/>
         </w:rPr>
-        <w:t xml:space="preserve">## [1] "14.88, 14.82" "14.91, 14.85" "14.76, 14.85" "14.81, 14.84"</w:t>
+        <w:t xml:space="preserve">## [1] "14.88, 14.80" "14.91, 14.80" "14.76, 14.78" "14.81, 14.78"</w:t>
       </w:r>
     </w:p>
     <w:bookmarkEnd w:id="26"/>
@@ -2183,7 +2183,7 @@
         <w:rPr>
           <w:rStyle w:val="VerbatimChar"/>
         </w:rPr>
-        <w:t xml:space="preserve">## 1 0.004036596 0.004054982 -0.1597128</w:t>
+        <w:t xml:space="preserve">## 1 0.005327524 0.004231067 -0.5305962</w:t>
       </w:r>
     </w:p>
     <w:p>
